--- a/ind/docx/30.content.docx
+++ b/ind/docx/30.content.docx
@@ -292,19 +292,7 @@
         <w:rPr>
           <w:lang w:val="id_ID" w:bidi="id_ID"/>
         </w:rPr>
-        <w:t xml:space="preserve">, yang berarti “penggembala”; lihat </w:t>
-      </w:r>
-      <w:r>
-        <w:rPr>
-          <w:lang w:val="id_ID" w:bidi="id_ID"/>
-        </w:rPr>
-        <w:t>Pendahuluan Kitab Amos</w:t>
-      </w:r>
-      <w:r>
-        <w:rPr>
-          <w:lang w:val="id_ID" w:bidi="id_ID"/>
-        </w:rPr>
-        <w:t xml:space="preserve">, “Nabi Amos”). Amos bukanlah nabi profesional yang melayani di istana atau Bait Suci. • Amos menerima pesan ini melalui penglihatan—yaitu, melalui wahyu ilahi (lihat </w:t>
+        <w:t xml:space="preserve">, yang berarti “penggembala”; lihat Pendahuluan Kitab Amos, “Nabi Amos”). Amos bukanlah nabi profesional yang melayani di istana atau Bait Suci. • Amos menerima pesan ini melalui penglihatan—yaitu, melalui wahyu ilahi (lihat </w:t>
       </w:r>
       <w:r>
         <w:rPr>
@@ -9494,19 +9482,7 @@
         <w:rPr>
           <w:lang w:val="id_ID" w:bidi="id_ID"/>
         </w:rPr>
-        <w:t xml:space="preserve"> dan tidak terdapat di ayat lain dalam Perjanjian Lama. Ini terkait dengan kata untuk ternak, menunjukkan bahwa Amos mungkin memelihara hewan sebagai pembudidaya atau peternak (lihat </w:t>
-      </w:r>
-      <w:r>
-        <w:rPr>
-          <w:lang w:val="id_ID" w:bidi="id_ID"/>
-        </w:rPr>
-        <w:t>Pendahuluan Kitab Amos</w:t>
-      </w:r>
-      <w:r>
-        <w:rPr>
-          <w:lang w:val="id_ID" w:bidi="id_ID"/>
-        </w:rPr>
-        <w:t>, “Nabi Amos”). • Buah ara dikumpulkan untuk pakan ternak.</w:t>
+        <w:t xml:space="preserve"> dan tidak terdapat di ayat lain dalam Perjanjian Lama. Ini terkait dengan kata untuk ternak, menunjukkan bahwa Amos mungkin memelihara hewan sebagai pembudidaya atau peternak (lihat Pendahuluan Kitab Amos, “Nabi Amos”). • Buah ara dikumpulkan untuk pakan ternak.</w:t>
       </w:r>
       <w:r>
         <w:rPr>
